--- a/Exc3/ADR.docx
+++ b/Exc3/ADR.docx
@@ -114,7 +114,7 @@
         <w:rPr>
           <w:rtl w:val="0"/>
         </w:rPr>
-        <w:t xml:space="preserve">Функциональные требования представлены в виде модели вариантов использования (см файл usecases.drawio вкладка “Модель вариантов использования”). В таблице 1 представлены основные потоки событий по ключевым варианта импользования.</w:t>
+        <w:t xml:space="preserve">Функциональные требования представлены в виде модели вариантов использования (см файл usecases.drawio вкладка “Модель вариантов использования”). В таблице 1 представлены основные потоки событий по ключевым варианта использования.</w:t>
       </w:r>
       <w:r>
         <w:rPr>
@@ -759,6 +759,7 @@
               <w:rPr>
                 <w:rtl w:val="0"/>
               </w:rPr>
+              <w:t xml:space="preserve">3</w:t>
             </w:r>
           </w:p>
         </w:tc>
@@ -921,6 +922,7 @@
               <w:rPr>
                 <w:rtl w:val="0"/>
               </w:rPr>
+              <w:t xml:space="preserve">4</w:t>
             </w:r>
           </w:p>
         </w:tc>
@@ -1132,6 +1134,7 @@
               <w:rPr>
                 <w:rtl w:val="0"/>
               </w:rPr>
+              <w:t xml:space="preserve">5</w:t>
             </w:r>
           </w:p>
         </w:tc>
@@ -1340,6 +1343,7 @@
               <w:rPr>
                 <w:rtl w:val="0"/>
               </w:rPr>
+              <w:t xml:space="preserve">6</w:t>
             </w:r>
           </w:p>
         </w:tc>
@@ -1566,6 +1570,7 @@
               <w:rPr>
                 <w:rtl w:val="0"/>
               </w:rPr>
+              <w:t xml:space="preserve">7</w:t>
             </w:r>
           </w:p>
         </w:tc>
@@ -1780,13 +1785,13 @@
         <w:rPr>
           <w:rtl w:val="0"/>
         </w:rPr>
-        <w:t xml:space="preserve">Опишите здесь нефункциональные требования и архитектурно-значимые требования.</w:t>
+        <w:t xml:space="preserve">Таблица 2.</w:t>
       </w:r>
     </w:p>
     <w:tbl>
       <w:tblPr>
         <w:tblStyle w:val="Table2"/>
-        <w:tblW w:w="8190.0" w:type="dxa"/>
+        <w:tblW w:w="8940.0" w:type="dxa"/>
         <w:jc w:val="left"/>
         <w:tblBorders>
           <w:top w:color="000000" w:space="0" w:sz="8" w:val="single"/>
@@ -1800,12 +1805,12 @@
         <w:tblLook w:val="0600"/>
       </w:tblPr>
       <w:tblGrid>
-        <w:gridCol w:w="465"/>
-        <w:gridCol w:w="7725"/>
+        <w:gridCol w:w="750"/>
+        <w:gridCol w:w="8190"/>
         <w:tblGridChange w:id="0">
           <w:tblGrid>
-            <w:gridCol w:w="465"/>
-            <w:gridCol w:w="7725"/>
+            <w:gridCol w:w="750"/>
+            <w:gridCol w:w="8190"/>
           </w:tblGrid>
         </w:tblGridChange>
       </w:tblGrid>
@@ -1916,33 +1921,602 @@
               <w:rPr>
                 <w:rtl w:val="0"/>
               </w:rPr>
-            </w:r>
-          </w:p>
-        </w:tc>
-        <w:tc>
-          <w:tcPr>
-            <w:tcBorders>
-              <w:top w:color="000000" w:space="0" w:sz="8" w:val="single"/>
-              <w:left w:color="000000" w:space="0" w:sz="8" w:val="single"/>
-              <w:bottom w:color="000000" w:space="0" w:sz="8" w:val="single"/>
-              <w:right w:color="000000" w:space="0" w:sz="8" w:val="single"/>
-            </w:tcBorders>
-            <w:tcMar>
-              <w:top w:w="100.0" w:type="dxa"/>
-              <w:left w:w="100.0" w:type="dxa"/>
-              <w:bottom w:w="100.0" w:type="dxa"/>
-              <w:right w:w="100.0" w:type="dxa"/>
-            </w:tcMar>
-            <w:vAlign w:val="top"/>
-          </w:tcPr>
-          <w:p>
-            <w:pPr>
-              <w:rPr/>
-            </w:pPr>
-            <w:r>
-              <w:rPr>
-                <w:rtl w:val="0"/>
-              </w:rPr>
+              <w:t xml:space="preserve">U01</w:t>
+            </w:r>
+          </w:p>
+        </w:tc>
+        <w:tc>
+          <w:tcPr>
+            <w:tcBorders>
+              <w:top w:color="000000" w:space="0" w:sz="8" w:val="single"/>
+              <w:left w:color="000000" w:space="0" w:sz="8" w:val="single"/>
+              <w:bottom w:color="000000" w:space="0" w:sz="8" w:val="single"/>
+              <w:right w:color="000000" w:space="0" w:sz="8" w:val="single"/>
+            </w:tcBorders>
+            <w:tcMar>
+              <w:top w:w="100.0" w:type="dxa"/>
+              <w:left w:w="100.0" w:type="dxa"/>
+              <w:bottom w:w="100.0" w:type="dxa"/>
+              <w:right w:w="100.0" w:type="dxa"/>
+            </w:tcMar>
+            <w:vAlign w:val="top"/>
+          </w:tcPr>
+          <w:p>
+            <w:pPr>
+              <w:rPr/>
+            </w:pPr>
+            <w:r>
+              <w:rPr>
+                <w:rtl w:val="0"/>
+              </w:rPr>
+              <w:t xml:space="preserve">При реализации придерживаться системы дизайна для приложений, которая принята в компании</w:t>
+            </w:r>
+          </w:p>
+        </w:tc>
+      </w:tr>
+      <w:tr>
+        <w:trPr>
+          <w:cantSplit w:val="0"/>
+          <w:trHeight w:val="230" w:hRule="atLeast"/>
+          <w:tblHeader w:val="0"/>
+        </w:trPr>
+        <w:tc>
+          <w:tcPr>
+            <w:tcBorders>
+              <w:top w:color="000000" w:space="0" w:sz="8" w:val="single"/>
+              <w:left w:color="000000" w:space="0" w:sz="8" w:val="single"/>
+              <w:bottom w:color="000000" w:space="0" w:sz="8" w:val="single"/>
+              <w:right w:color="000000" w:space="0" w:sz="8" w:val="single"/>
+            </w:tcBorders>
+            <w:tcMar>
+              <w:top w:w="100.0" w:type="dxa"/>
+              <w:left w:w="100.0" w:type="dxa"/>
+              <w:bottom w:w="100.0" w:type="dxa"/>
+              <w:right w:w="100.0" w:type="dxa"/>
+            </w:tcMar>
+            <w:vAlign w:val="top"/>
+          </w:tcPr>
+          <w:p>
+            <w:pPr>
+              <w:rPr/>
+            </w:pPr>
+            <w:r>
+              <w:rPr>
+                <w:rtl w:val="0"/>
+              </w:rPr>
+              <w:t xml:space="preserve">R01</w:t>
+            </w:r>
+          </w:p>
+        </w:tc>
+        <w:tc>
+          <w:tcPr>
+            <w:tcBorders>
+              <w:top w:color="000000" w:space="0" w:sz="8" w:val="single"/>
+              <w:left w:color="000000" w:space="0" w:sz="8" w:val="single"/>
+              <w:bottom w:color="000000" w:space="0" w:sz="8" w:val="single"/>
+              <w:right w:color="000000" w:space="0" w:sz="8" w:val="single"/>
+            </w:tcBorders>
+            <w:tcMar>
+              <w:top w:w="100.0" w:type="dxa"/>
+              <w:left w:w="100.0" w:type="dxa"/>
+              <w:bottom w:w="100.0" w:type="dxa"/>
+              <w:right w:w="100.0" w:type="dxa"/>
+            </w:tcMar>
+            <w:vAlign w:val="top"/>
+          </w:tcPr>
+          <w:p>
+            <w:pPr>
+              <w:rPr/>
+            </w:pPr>
+            <w:r>
+              <w:rPr>
+                <w:rtl w:val="0"/>
+              </w:rPr>
+              <w:t xml:space="preserve">Доступность сервисов 99,9%</w:t>
+            </w:r>
+          </w:p>
+        </w:tc>
+      </w:tr>
+      <w:tr>
+        <w:trPr>
+          <w:cantSplit w:val="0"/>
+          <w:trHeight w:val="230" w:hRule="atLeast"/>
+          <w:tblHeader w:val="0"/>
+        </w:trPr>
+        <w:tc>
+          <w:tcPr>
+            <w:tcBorders>
+              <w:top w:color="000000" w:space="0" w:sz="8" w:val="single"/>
+              <w:left w:color="000000" w:space="0" w:sz="8" w:val="single"/>
+              <w:bottom w:color="000000" w:space="0" w:sz="8" w:val="single"/>
+              <w:right w:color="000000" w:space="0" w:sz="8" w:val="single"/>
+            </w:tcBorders>
+            <w:tcMar>
+              <w:top w:w="100.0" w:type="dxa"/>
+              <w:left w:w="100.0" w:type="dxa"/>
+              <w:bottom w:w="100.0" w:type="dxa"/>
+              <w:right w:w="100.0" w:type="dxa"/>
+            </w:tcMar>
+            <w:vAlign w:val="top"/>
+          </w:tcPr>
+          <w:p>
+            <w:pPr>
+              <w:rPr/>
+            </w:pPr>
+            <w:r>
+              <w:rPr>
+                <w:rtl w:val="0"/>
+              </w:rPr>
+              <w:t xml:space="preserve">P01</w:t>
+            </w:r>
+          </w:p>
+        </w:tc>
+        <w:tc>
+          <w:tcPr>
+            <w:tcBorders>
+              <w:top w:color="000000" w:space="0" w:sz="8" w:val="single"/>
+              <w:left w:color="000000" w:space="0" w:sz="8" w:val="single"/>
+              <w:bottom w:color="000000" w:space="0" w:sz="8" w:val="single"/>
+              <w:right w:color="000000" w:space="0" w:sz="8" w:val="single"/>
+            </w:tcBorders>
+            <w:tcMar>
+              <w:top w:w="100.0" w:type="dxa"/>
+              <w:left w:w="100.0" w:type="dxa"/>
+              <w:bottom w:w="100.0" w:type="dxa"/>
+              <w:right w:w="100.0" w:type="dxa"/>
+            </w:tcMar>
+            <w:vAlign w:val="top"/>
+          </w:tcPr>
+          <w:p>
+            <w:pPr>
+              <w:rPr/>
+            </w:pPr>
+            <w:r>
+              <w:rPr>
+                <w:rtl w:val="0"/>
+              </w:rPr>
+              <w:t xml:space="preserve">Время отклика по всем операциям порядка миллисекунд</w:t>
+            </w:r>
+          </w:p>
+        </w:tc>
+      </w:tr>
+      <w:tr>
+        <w:trPr>
+          <w:cantSplit w:val="0"/>
+          <w:trHeight w:val="230" w:hRule="atLeast"/>
+          <w:tblHeader w:val="0"/>
+        </w:trPr>
+        <w:tc>
+          <w:tcPr>
+            <w:tcBorders>
+              <w:top w:color="000000" w:space="0" w:sz="8" w:val="single"/>
+              <w:left w:color="000000" w:space="0" w:sz="8" w:val="single"/>
+              <w:bottom w:color="000000" w:space="0" w:sz="8" w:val="single"/>
+              <w:right w:color="000000" w:space="0" w:sz="8" w:val="single"/>
+            </w:tcBorders>
+            <w:tcMar>
+              <w:top w:w="100.0" w:type="dxa"/>
+              <w:left w:w="100.0" w:type="dxa"/>
+              <w:bottom w:w="100.0" w:type="dxa"/>
+              <w:right w:w="100.0" w:type="dxa"/>
+            </w:tcMar>
+            <w:vAlign w:val="top"/>
+          </w:tcPr>
+          <w:p>
+            <w:pPr>
+              <w:rPr/>
+            </w:pPr>
+            <w:r>
+              <w:rPr>
+                <w:rtl w:val="0"/>
+              </w:rPr>
+              <w:t xml:space="preserve">S01</w:t>
+            </w:r>
+          </w:p>
+        </w:tc>
+        <w:tc>
+          <w:tcPr>
+            <w:tcBorders>
+              <w:top w:color="000000" w:space="0" w:sz="8" w:val="single"/>
+              <w:left w:color="000000" w:space="0" w:sz="8" w:val="single"/>
+              <w:bottom w:color="000000" w:space="0" w:sz="8" w:val="single"/>
+              <w:right w:color="000000" w:space="0" w:sz="8" w:val="single"/>
+            </w:tcBorders>
+            <w:tcMar>
+              <w:top w:w="100.0" w:type="dxa"/>
+              <w:left w:w="100.0" w:type="dxa"/>
+              <w:bottom w:w="100.0" w:type="dxa"/>
+              <w:right w:w="100.0" w:type="dxa"/>
+            </w:tcMar>
+            <w:vAlign w:val="top"/>
+          </w:tcPr>
+          <w:p>
+            <w:pPr>
+              <w:rPr/>
+            </w:pPr>
+            <w:r>
+              <w:rPr>
+                <w:rtl w:val="0"/>
+              </w:rPr>
+              <w:t xml:space="preserve">Использовать технологии, которые уже применены</w:t>
+            </w:r>
+          </w:p>
+        </w:tc>
+      </w:tr>
+      <w:tr>
+        <w:trPr>
+          <w:cantSplit w:val="0"/>
+          <w:trHeight w:val="230" w:hRule="atLeast"/>
+          <w:tblHeader w:val="0"/>
+        </w:trPr>
+        <w:tc>
+          <w:tcPr>
+            <w:tcBorders>
+              <w:top w:color="000000" w:space="0" w:sz="8" w:val="single"/>
+              <w:left w:color="000000" w:space="0" w:sz="8" w:val="single"/>
+              <w:bottom w:color="000000" w:space="0" w:sz="8" w:val="single"/>
+              <w:right w:color="000000" w:space="0" w:sz="8" w:val="single"/>
+            </w:tcBorders>
+            <w:tcMar>
+              <w:top w:w="100.0" w:type="dxa"/>
+              <w:left w:w="100.0" w:type="dxa"/>
+              <w:bottom w:w="100.0" w:type="dxa"/>
+              <w:right w:w="100.0" w:type="dxa"/>
+            </w:tcMar>
+            <w:vAlign w:val="top"/>
+          </w:tcPr>
+          <w:p>
+            <w:pPr>
+              <w:rPr/>
+            </w:pPr>
+            <w:r>
+              <w:rPr>
+                <w:rtl w:val="0"/>
+              </w:rPr>
+              <w:t xml:space="preserve">S02</w:t>
+            </w:r>
+          </w:p>
+        </w:tc>
+        <w:tc>
+          <w:tcPr>
+            <w:tcBorders>
+              <w:top w:color="000000" w:space="0" w:sz="8" w:val="single"/>
+              <w:left w:color="000000" w:space="0" w:sz="8" w:val="single"/>
+              <w:bottom w:color="000000" w:space="0" w:sz="8" w:val="single"/>
+              <w:right w:color="000000" w:space="0" w:sz="8" w:val="single"/>
+            </w:tcBorders>
+            <w:tcMar>
+              <w:top w:w="100.0" w:type="dxa"/>
+              <w:left w:w="100.0" w:type="dxa"/>
+              <w:bottom w:w="100.0" w:type="dxa"/>
+              <w:right w:w="100.0" w:type="dxa"/>
+            </w:tcMar>
+            <w:vAlign w:val="top"/>
+          </w:tcPr>
+          <w:p>
+            <w:pPr>
+              <w:rPr/>
+            </w:pPr>
+            <w:r>
+              <w:rPr>
+                <w:rtl w:val="0"/>
+              </w:rPr>
+              <w:t xml:space="preserve">Новые технологии должны быть совместимы с существующими платформами разработки</w:t>
+            </w:r>
+          </w:p>
+        </w:tc>
+      </w:tr>
+      <w:tr>
+        <w:trPr>
+          <w:cantSplit w:val="0"/>
+          <w:trHeight w:val="230" w:hRule="atLeast"/>
+          <w:tblHeader w:val="0"/>
+        </w:trPr>
+        <w:tc>
+          <w:tcPr>
+            <w:tcBorders>
+              <w:top w:color="000000" w:space="0" w:sz="8" w:val="single"/>
+              <w:left w:color="000000" w:space="0" w:sz="8" w:val="single"/>
+              <w:bottom w:color="000000" w:space="0" w:sz="8" w:val="single"/>
+              <w:right w:color="000000" w:space="0" w:sz="8" w:val="single"/>
+            </w:tcBorders>
+            <w:tcMar>
+              <w:top w:w="100.0" w:type="dxa"/>
+              <w:left w:w="100.0" w:type="dxa"/>
+              <w:bottom w:w="100.0" w:type="dxa"/>
+              <w:right w:w="100.0" w:type="dxa"/>
+            </w:tcMar>
+            <w:vAlign w:val="top"/>
+          </w:tcPr>
+          <w:p>
+            <w:pPr>
+              <w:rPr/>
+            </w:pPr>
+            <w:r>
+              <w:rPr>
+                <w:rtl w:val="0"/>
+              </w:rPr>
+              <w:t xml:space="preserve">S03</w:t>
+            </w:r>
+          </w:p>
+        </w:tc>
+        <w:tc>
+          <w:tcPr>
+            <w:tcBorders>
+              <w:top w:color="000000" w:space="0" w:sz="8" w:val="single"/>
+              <w:left w:color="000000" w:space="0" w:sz="8" w:val="single"/>
+              <w:bottom w:color="000000" w:space="0" w:sz="8" w:val="single"/>
+              <w:right w:color="000000" w:space="0" w:sz="8" w:val="single"/>
+            </w:tcBorders>
+            <w:tcMar>
+              <w:top w:w="100.0" w:type="dxa"/>
+              <w:left w:w="100.0" w:type="dxa"/>
+              <w:bottom w:w="100.0" w:type="dxa"/>
+              <w:right w:w="100.0" w:type="dxa"/>
+            </w:tcMar>
+            <w:vAlign w:val="top"/>
+          </w:tcPr>
+          <w:p>
+            <w:pPr>
+              <w:rPr/>
+            </w:pPr>
+            <w:r>
+              <w:rPr>
+                <w:rtl w:val="0"/>
+              </w:rPr>
+              <w:t xml:space="preserve">Технологии должны быть понятны сотрудникам хотя бы на уровне языков программирования</w:t>
+            </w:r>
+          </w:p>
+        </w:tc>
+      </w:tr>
+      <w:tr>
+        <w:trPr>
+          <w:cantSplit w:val="0"/>
+          <w:trHeight w:val="230" w:hRule="atLeast"/>
+          <w:tblHeader w:val="0"/>
+        </w:trPr>
+        <w:tc>
+          <w:tcPr>
+            <w:tcBorders>
+              <w:top w:color="000000" w:space="0" w:sz="8" w:val="single"/>
+              <w:left w:color="000000" w:space="0" w:sz="8" w:val="single"/>
+              <w:bottom w:color="000000" w:space="0" w:sz="8" w:val="single"/>
+              <w:right w:color="000000" w:space="0" w:sz="8" w:val="single"/>
+            </w:tcBorders>
+            <w:tcMar>
+              <w:top w:w="100.0" w:type="dxa"/>
+              <w:left w:w="100.0" w:type="dxa"/>
+              <w:bottom w:w="100.0" w:type="dxa"/>
+              <w:right w:w="100.0" w:type="dxa"/>
+            </w:tcMar>
+            <w:vAlign w:val="top"/>
+          </w:tcPr>
+          <w:p>
+            <w:pPr>
+              <w:rPr/>
+            </w:pPr>
+            <w:r>
+              <w:rPr>
+                <w:rtl w:val="0"/>
+              </w:rPr>
+              <w:t xml:space="preserve">+R01</w:t>
+            </w:r>
+          </w:p>
+        </w:tc>
+        <w:tc>
+          <w:tcPr>
+            <w:tcBorders>
+              <w:top w:color="000000" w:space="0" w:sz="8" w:val="single"/>
+              <w:left w:color="000000" w:space="0" w:sz="8" w:val="single"/>
+              <w:bottom w:color="000000" w:space="0" w:sz="8" w:val="single"/>
+              <w:right w:color="000000" w:space="0" w:sz="8" w:val="single"/>
+            </w:tcBorders>
+            <w:tcMar>
+              <w:top w:w="100.0" w:type="dxa"/>
+              <w:left w:w="100.0" w:type="dxa"/>
+              <w:bottom w:w="100.0" w:type="dxa"/>
+              <w:right w:w="100.0" w:type="dxa"/>
+            </w:tcMar>
+            <w:vAlign w:val="top"/>
+          </w:tcPr>
+          <w:p>
+            <w:pPr>
+              <w:rPr/>
+            </w:pPr>
+            <w:r>
+              <w:rPr>
+                <w:rtl w:val="0"/>
+              </w:rPr>
+              <w:t xml:space="preserve">Данные необходимо защищать с помощью механизма шифрования трафика</w:t>
+            </w:r>
+          </w:p>
+        </w:tc>
+      </w:tr>
+      <w:tr>
+        <w:trPr>
+          <w:cantSplit w:val="0"/>
+          <w:trHeight w:val="230" w:hRule="atLeast"/>
+          <w:tblHeader w:val="0"/>
+        </w:trPr>
+        <w:tc>
+          <w:tcPr>
+            <w:tcBorders>
+              <w:top w:color="000000" w:space="0" w:sz="8" w:val="single"/>
+              <w:left w:color="000000" w:space="0" w:sz="8" w:val="single"/>
+              <w:bottom w:color="000000" w:space="0" w:sz="8" w:val="single"/>
+              <w:right w:color="000000" w:space="0" w:sz="8" w:val="single"/>
+            </w:tcBorders>
+            <w:tcMar>
+              <w:top w:w="100.0" w:type="dxa"/>
+              <w:left w:w="100.0" w:type="dxa"/>
+              <w:bottom w:w="100.0" w:type="dxa"/>
+              <w:right w:w="100.0" w:type="dxa"/>
+            </w:tcMar>
+            <w:vAlign w:val="top"/>
+          </w:tcPr>
+          <w:p>
+            <w:pPr>
+              <w:rPr/>
+            </w:pPr>
+            <w:r>
+              <w:rPr>
+                <w:rtl w:val="0"/>
+              </w:rPr>
+              <w:t xml:space="preserve">+R02</w:t>
+            </w:r>
+          </w:p>
+        </w:tc>
+        <w:tc>
+          <w:tcPr>
+            <w:tcBorders>
+              <w:top w:color="000000" w:space="0" w:sz="8" w:val="single"/>
+              <w:left w:color="000000" w:space="0" w:sz="8" w:val="single"/>
+              <w:bottom w:color="000000" w:space="0" w:sz="8" w:val="single"/>
+              <w:right w:color="000000" w:space="0" w:sz="8" w:val="single"/>
+            </w:tcBorders>
+            <w:tcMar>
+              <w:top w:w="100.0" w:type="dxa"/>
+              <w:left w:w="100.0" w:type="dxa"/>
+              <w:bottom w:w="100.0" w:type="dxa"/>
+              <w:right w:w="100.0" w:type="dxa"/>
+            </w:tcMar>
+            <w:vAlign w:val="top"/>
+          </w:tcPr>
+          <w:p>
+            <w:pPr>
+              <w:rPr/>
+            </w:pPr>
+            <w:r>
+              <w:rPr>
+                <w:rtl w:val="0"/>
+              </w:rPr>
+              <w:t xml:space="preserve">Только вертикальное масштабирование АБС</w:t>
+            </w:r>
+          </w:p>
+        </w:tc>
+      </w:tr>
+      <w:tr>
+        <w:trPr>
+          <w:cantSplit w:val="0"/>
+          <w:trHeight w:val="230" w:hRule="atLeast"/>
+          <w:tblHeader w:val="0"/>
+        </w:trPr>
+        <w:tc>
+          <w:tcPr>
+            <w:tcBorders>
+              <w:top w:color="000000" w:space="0" w:sz="8" w:val="single"/>
+              <w:left w:color="000000" w:space="0" w:sz="8" w:val="single"/>
+              <w:bottom w:color="000000" w:space="0" w:sz="8" w:val="single"/>
+              <w:right w:color="000000" w:space="0" w:sz="8" w:val="single"/>
+            </w:tcBorders>
+            <w:tcMar>
+              <w:top w:w="100.0" w:type="dxa"/>
+              <w:left w:w="100.0" w:type="dxa"/>
+              <w:bottom w:w="100.0" w:type="dxa"/>
+              <w:right w:w="100.0" w:type="dxa"/>
+            </w:tcMar>
+            <w:vAlign w:val="top"/>
+          </w:tcPr>
+          <w:p>
+            <w:pPr>
+              <w:rPr/>
+            </w:pPr>
+            <w:r>
+              <w:rPr>
+                <w:rtl w:val="0"/>
+              </w:rPr>
+              <w:t xml:space="preserve">+R03</w:t>
+            </w:r>
+          </w:p>
+        </w:tc>
+        <w:tc>
+          <w:tcPr>
+            <w:tcBorders>
+              <w:top w:color="000000" w:space="0" w:sz="8" w:val="single"/>
+              <w:left w:color="000000" w:space="0" w:sz="8" w:val="single"/>
+              <w:bottom w:color="000000" w:space="0" w:sz="8" w:val="single"/>
+              <w:right w:color="000000" w:space="0" w:sz="8" w:val="single"/>
+            </w:tcBorders>
+            <w:tcMar>
+              <w:top w:w="100.0" w:type="dxa"/>
+              <w:left w:w="100.0" w:type="dxa"/>
+              <w:bottom w:w="100.0" w:type="dxa"/>
+              <w:right w:w="100.0" w:type="dxa"/>
+            </w:tcMar>
+            <w:vAlign w:val="top"/>
+          </w:tcPr>
+          <w:p>
+            <w:pPr>
+              <w:rPr/>
+            </w:pPr>
+            <w:r>
+              <w:rPr>
+                <w:rtl w:val="0"/>
+              </w:rPr>
+              <w:t xml:space="preserve">Несовместимость с Kafka интернет-банка</w:t>
+            </w:r>
+          </w:p>
+        </w:tc>
+      </w:tr>
+      <w:tr>
+        <w:trPr>
+          <w:cantSplit w:val="0"/>
+          <w:trHeight w:val="230" w:hRule="atLeast"/>
+          <w:tblHeader w:val="0"/>
+        </w:trPr>
+        <w:tc>
+          <w:tcPr>
+            <w:tcBorders>
+              <w:top w:color="000000" w:space="0" w:sz="8" w:val="single"/>
+              <w:left w:color="000000" w:space="0" w:sz="8" w:val="single"/>
+              <w:bottom w:color="000000" w:space="0" w:sz="8" w:val="single"/>
+              <w:right w:color="000000" w:space="0" w:sz="8" w:val="single"/>
+            </w:tcBorders>
+            <w:tcMar>
+              <w:top w:w="100.0" w:type="dxa"/>
+              <w:left w:w="100.0" w:type="dxa"/>
+              <w:bottom w:w="100.0" w:type="dxa"/>
+              <w:right w:w="100.0" w:type="dxa"/>
+            </w:tcMar>
+            <w:vAlign w:val="top"/>
+          </w:tcPr>
+          <w:p>
+            <w:pPr>
+              <w:rPr/>
+            </w:pPr>
+            <w:r>
+              <w:rPr>
+                <w:rtl w:val="0"/>
+              </w:rPr>
+              <w:t xml:space="preserve">+R04</w:t>
+            </w:r>
+          </w:p>
+        </w:tc>
+        <w:tc>
+          <w:tcPr>
+            <w:tcBorders>
+              <w:top w:color="000000" w:space="0" w:sz="8" w:val="single"/>
+              <w:left w:color="000000" w:space="0" w:sz="8" w:val="single"/>
+              <w:bottom w:color="000000" w:space="0" w:sz="8" w:val="single"/>
+              <w:right w:color="000000" w:space="0" w:sz="8" w:val="single"/>
+            </w:tcBorders>
+            <w:tcMar>
+              <w:top w:w="100.0" w:type="dxa"/>
+              <w:left w:w="100.0" w:type="dxa"/>
+              <w:bottom w:w="100.0" w:type="dxa"/>
+              <w:right w:w="100.0" w:type="dxa"/>
+            </w:tcMar>
+            <w:vAlign w:val="top"/>
+          </w:tcPr>
+          <w:p>
+            <w:pPr>
+              <w:rPr/>
+            </w:pPr>
+            <w:r>
+              <w:rPr>
+                <w:rtl w:val="0"/>
+              </w:rPr>
+              <w:t xml:space="preserve">Исключить прямую интеграцию интернет-банка с API АБС</w:t>
             </w:r>
           </w:p>
         </w:tc>
@@ -1983,7 +2557,72 @@
         <w:rPr>
           <w:rtl w:val="0"/>
         </w:rPr>
-        <w:t xml:space="preserve">Приведите диаграммы контекста и контейнеров в модели C4. Опишите там основные компоненты и интеграции всех элементов решения. </w:t>
+        <w:t xml:space="preserve">Решение представлено в виде диаграммы контекста и контейнеров (интернет банки и АБС) см файл usecases.drawio вкладка “Контекст” и “Контейнеры”.</w:t>
+      </w:r>
+    </w:p>
+    <w:p>
+      <w:pPr>
+        <w:pStyle w:val="Heading3"/>
+        <w:spacing w:after="240" w:before="240" w:lineRule="auto"/>
+        <w:rPr/>
+      </w:pPr>
+      <w:bookmarkStart w:colFirst="0" w:colLast="0" w:name="_heading=h.lgbh5sgsp8q6" w:id="6"/>
+      <w:bookmarkEnd w:id="6"/>
+      <w:r>
+        <w:rPr>
+          <w:rtl w:val="0"/>
+        </w:rPr>
+        <w:t xml:space="preserve">АБС</w:t>
+      </w:r>
+    </w:p>
+    <w:p>
+      <w:pPr>
+        <w:spacing w:after="240" w:before="240" w:lineRule="auto"/>
+        <w:rPr/>
+      </w:pPr>
+      <w:r>
+        <w:rPr>
+          <w:rtl w:val="0"/>
+        </w:rPr>
+        <w:t xml:space="preserve">В системе будут добавлены DepositRequestManager, в котором команда банка реализует логику управления депозитами. В DepositRequestManager будет поднят REST API по заявкам и ставкам и интегрирован с существующей базой данной системы. </w:t>
+      </w:r>
+    </w:p>
+    <w:p>
+      <w:pPr>
+        <w:pStyle w:val="Heading4"/>
+        <w:spacing w:after="240" w:before="240" w:lineRule="auto"/>
+        <w:rPr/>
+      </w:pPr>
+      <w:bookmarkStart w:colFirst="0" w:colLast="0" w:name="_heading=h.8yjrl9yb02mx" w:id="7"/>
+      <w:bookmarkEnd w:id="7"/>
+      <w:r>
+        <w:rPr>
+          <w:rtl w:val="0"/>
+        </w:rPr>
+        <w:t xml:space="preserve">Интернет банк</w:t>
+      </w:r>
+    </w:p>
+    <w:p>
+      <w:pPr>
+        <w:spacing w:after="240" w:before="240" w:lineRule="auto"/>
+        <w:rPr/>
+      </w:pPr>
+      <w:r>
+        <w:rPr>
+          <w:rtl w:val="0"/>
+        </w:rPr>
+        <w:t xml:space="preserve">В компоненте Front команда банка реализует UI по оформлению заявки и просмотру персональных ставок по депозитам. В компоненте Back команда банка реализует взаимодействие с REST API DepositRequestManager АБС. </w:t>
+      </w:r>
+    </w:p>
+    <w:p>
+      <w:pPr>
+        <w:spacing w:after="240" w:before="240" w:lineRule="auto"/>
+        <w:rPr/>
+      </w:pPr>
+      <w:r>
+        <w:rPr>
+          <w:rtl w:val="0"/>
+        </w:rPr>
       </w:r>
     </w:p>
     <w:p>
@@ -2011,8 +2650,8 @@
           <w:szCs w:val="26"/>
         </w:rPr>
       </w:pPr>
-      <w:bookmarkStart w:colFirst="0" w:colLast="0" w:name="_heading=h.3dy6vkm" w:id="6"/>
-      <w:bookmarkEnd w:id="6"/>
+      <w:bookmarkStart w:colFirst="0" w:colLast="0" w:name="_heading=h.3dy6vkm" w:id="8"/>
+      <w:bookmarkEnd w:id="8"/>
       <w:r>
         <w:rPr>
           <w:b w:val="1"/>
@@ -3622,7 +4261,7 @@
 
 <file path=customXML/item1.xml><?xml version="1.0" encoding="utf-8"?>
 <go:gDocsCustomXmlDataStorage xmlns:go="http://customooxmlschemas.google.com/" xmlns:r="http://schemas.openxmlformats.org/officeDocument/2006/relationships" uri="GoogleDocsCustomDataVersion2">
-  <go:docsCustomData xmlns:go="http://customooxmlschemas.google.com/" roundtripDataSignature="AMtx7mi+bIl+teoLWa6euWjwNVv+6gBTmw==">CgMxLjAyCGguZ2pkZ3hzMgloLjMwajB6bGwyCWguMWZvYjl0ZTIJaC4zem55c2g3MgloLjJldDkycDAyCGgudHlqY3d0MgloLjNkeTZ2a204AHIhMXdxZXJaM3ZKWHNmTi04MTMxOTV1OTVWRkxfSExZbnJR</go:docsCustomData>
+  <go:docsCustomData xmlns:go="http://customooxmlschemas.google.com/" roundtripDataSignature="AMtx7mhT6aJYhjZo8u/HQSdRiBEWU79TGQ==">CgMxLjAyCGguZ2pkZ3hzMgloLjMwajB6bGwyCWguMWZvYjl0ZTIJaC4zem55c2g3MgloLjJldDkycDAyCGgudHlqY3d0Mg5oLmxnYmg1c2dzcDhxNjIOaC44eWpybDl5YjAybXgyCWguM2R5NnZrbTgAciExd3FlclozdkpYc2ZOLTgxMzE5NXU5NVZGTF9ITFluclE=</go:docsCustomData>
 </go:gDocsCustomXmlDataStorage>
 </file>
 

--- a/Exc3/ADR.docx
+++ b/Exc3/ADR.docx
@@ -2562,7 +2562,7 @@
     </w:p>
     <w:p>
       <w:pPr>
-        <w:pStyle w:val="Heading3"/>
+        <w:pStyle w:val="Heading4"/>
         <w:spacing w:after="240" w:before="240" w:lineRule="auto"/>
         <w:rPr/>
       </w:pPr>
@@ -2577,14 +2577,37 @@
     </w:p>
     <w:p>
       <w:pPr>
-        <w:spacing w:after="240" w:before="240" w:lineRule="auto"/>
         <w:rPr/>
       </w:pPr>
       <w:r>
         <w:rPr>
           <w:rtl w:val="0"/>
         </w:rPr>
-        <w:t xml:space="preserve">В системе будут добавлены DepositRequestManager, в котором команда банка реализует логику управления депозитами. В DepositRequestManager будет поднят REST API по заявкам и ставкам и интегрирован с существующей базой данной системы. </w:t>
+        <w:t xml:space="preserve">Для обеспечения высокой доступности (R01) и производительности (P01) реализацию нового функционала по депозитам следует выполнять на базе микросервисной архитектуры в отдельном микросервисе (DepositRequestManager).</w:t>
+      </w:r>
+    </w:p>
+    <w:p>
+      <w:pPr>
+        <w:spacing w:after="240" w:before="240" w:lineRule="auto"/>
+        <w:rPr/>
+      </w:pPr>
+      <w:r>
+        <w:rPr>
+          <w:rtl w:val="0"/>
+        </w:rPr>
+        <w:t xml:space="preserve">В DepositRequestManager команда банка реализует логику управления депозитами: получение заявок, сохранение заявок, извлечение списка депозитов, извлечение списка доступных депозитов, извлечение персональных ставок. В DepositRequestManager будет поднят REST API интегрирован с существующей базой данных системы. </w:t>
+      </w:r>
+    </w:p>
+    <w:p>
+      <w:pPr>
+        <w:spacing w:after="240" w:before="240" w:lineRule="auto"/>
+        <w:rPr/>
+      </w:pPr>
+      <w:r>
+        <w:rPr>
+          <w:rtl w:val="0"/>
+        </w:rPr>
+        <w:t xml:space="preserve">Для обеспечивает безопасности, контроля и мониторинга запросов к API будет добавлен Шлюз API. На данном этапе он будет выполнять роль веб-сервера и балансировщика.</w:t>
       </w:r>
     </w:p>
     <w:p>

--- a/Exc3/ADR.docx
+++ b/Exc3/ADR.docx
@@ -2583,31 +2583,107 @@
         <w:rPr>
           <w:rtl w:val="0"/>
         </w:rPr>
-        <w:t xml:space="preserve">Для обеспечения высокой доступности (R01) и производительности (P01) реализацию нового функционала по депозитам следует выполнять на базе микросервисной архитектуры в отдельном микросервисе (DepositRequestManager).</w:t>
+        <w:t xml:space="preserve">Для обеспечения высокой доступности (R01) и производительности (P01) реализацию нового функционала по депозитам следует выполнять на базе микросервисной архитектуры.</w:t>
       </w:r>
     </w:p>
     <w:p>
       <w:pPr>
-        <w:spacing w:after="240" w:before="240" w:lineRule="auto"/>
         <w:rPr/>
       </w:pPr>
       <w:r>
         <w:rPr>
           <w:rtl w:val="0"/>
         </w:rPr>
-        <w:t xml:space="preserve">В DepositRequestManager команда банка реализует логику управления депозитами: получение заявок, сохранение заявок, извлечение списка депозитов, извлечение списка доступных депозитов, извлечение персональных ставок. В DepositRequestManager будет поднят REST API интегрирован с существующей базой данных системы. </w:t>
       </w:r>
     </w:p>
     <w:p>
       <w:pPr>
-        <w:spacing w:after="240" w:before="240" w:lineRule="auto"/>
         <w:rPr/>
       </w:pPr>
       <w:r>
         <w:rPr>
           <w:rtl w:val="0"/>
         </w:rPr>
-        <w:t xml:space="preserve">Для обеспечивает безопасности, контроля и мониторинга запросов к API будет добавлен Шлюз API. На данном этапе он будет выполнять роль веб-сервера и балансировщика.</w:t>
+        <w:t xml:space="preserve">Предполагается добавить 4 элемента:</w:t>
+      </w:r>
+    </w:p>
+    <w:p>
+      <w:pPr>
+        <w:numPr>
+          <w:ilvl w:val="0"/>
+          <w:numId w:val="8"/>
+        </w:numPr>
+        <w:ind w:left="720" w:hanging="360"/>
+        <w:rPr>
+          <w:u w:val="none"/>
+        </w:rPr>
+      </w:pPr>
+      <w:r>
+        <w:rPr>
+          <w:rtl w:val="0"/>
+        </w:rPr>
+        <w:t xml:space="preserve">Шлюз API для обеспечивает безопасности, контроля и мониторинга запросов к API; на данном этапе он будет выполнять роль веб-сервера и балансировщика при горизонтальном масштабировании.</w:t>
+      </w:r>
+    </w:p>
+    <w:p>
+      <w:pPr>
+        <w:numPr>
+          <w:ilvl w:val="0"/>
+          <w:numId w:val="8"/>
+        </w:numPr>
+        <w:ind w:left="720" w:hanging="360"/>
+      </w:pPr>
+      <w:r>
+        <w:rPr>
+          <w:rtl w:val="0"/>
+        </w:rPr>
+        <w:t xml:space="preserve">DepositRequestManager реализует логику управления депозитами: получение заявок, сохранение заявок, извлечение списка депозитов, извлечение списка доступных депозитов, извлечение персональных ставок; для снижения нагрузки чтения из азы данных организовать кеш по заявкам, депозитам и ставкам; </w:t>
+      </w:r>
+    </w:p>
+    <w:p>
+      <w:pPr>
+        <w:numPr>
+          <w:ilvl w:val="0"/>
+          <w:numId w:val="8"/>
+        </w:numPr>
+        <w:ind w:left="720" w:hanging="360"/>
+        <w:rPr>
+          <w:u w:val="none"/>
+        </w:rPr>
+      </w:pPr>
+      <w:r>
+        <w:rPr>
+          <w:rtl w:val="0"/>
+        </w:rPr>
+        <w:t xml:space="preserve">Брокер сообщений для обеспечения асинхронной передачи данных между внешними системами и базой данных, что позволит контролировать допустимую нагрузку на базу данных и не снижать отзывчивость REST API, к которому обращаются внешние системы.</w:t>
+      </w:r>
+    </w:p>
+    <w:p>
+      <w:pPr>
+        <w:numPr>
+          <w:ilvl w:val="0"/>
+          <w:numId w:val="8"/>
+        </w:numPr>
+        <w:ind w:left="720" w:hanging="360"/>
+        <w:rPr>
+          <w:u w:val="none"/>
+        </w:rPr>
+      </w:pPr>
+      <w:r>
+        <w:rPr>
+          <w:rtl w:val="0"/>
+        </w:rPr>
+        <w:t xml:space="preserve">DepositRequestController - регулирует обращение к базе данных (обновление данных по заявкам, получение изменений по заявкам)</w:t>
+      </w:r>
+    </w:p>
+    <w:p>
+      <w:pPr>
+        <w:rPr/>
+      </w:pPr>
+      <w:r>
+        <w:rPr>
+          <w:rtl w:val="0"/>
+        </w:rPr>
       </w:r>
     </w:p>
     <w:p>
@@ -2639,13 +2715,17 @@
     </w:p>
     <w:p>
       <w:pPr>
+        <w:pStyle w:val="Heading4"/>
         <w:spacing w:after="240" w:before="240" w:lineRule="auto"/>
         <w:rPr/>
       </w:pPr>
+      <w:bookmarkStart w:colFirst="0" w:colLast="0" w:name="_heading=h.nhn6pgx1euj" w:id="8"/>
+      <w:bookmarkEnd w:id="8"/>
       <w:r>
         <w:rPr>
           <w:rtl w:val="0"/>
         </w:rPr>
+        <w:t xml:space="preserve">Сайт</w:t>
       </w:r>
     </w:p>
     <w:p>
@@ -2657,7 +2737,12 @@
         <w:rPr>
           <w:rtl w:val="0"/>
         </w:rPr>
-        <w:t xml:space="preserve">Также опишите, какой логикой вы руководствовались в ходе принятия решений и выбора технологий. Не забывайте, что необходимо учесть все функциональные и нефункциональные требования.</w:t>
+        <w:t xml:space="preserve">На сайте команда банка реализует оформление заявки и просмотр актуальных ставок по депозитам и интегрирует сайт с REST API DepositRequestManager.</w:t>
+      </w:r>
+      <w:r>
+        <w:rPr>
+          <w:rtl w:val="0"/>
+        </w:rPr>
       </w:r>
     </w:p>
     <w:p>
@@ -2673,8 +2758,8 @@
           <w:szCs w:val="26"/>
         </w:rPr>
       </w:pPr>
-      <w:bookmarkStart w:colFirst="0" w:colLast="0" w:name="_heading=h.3dy6vkm" w:id="8"/>
-      <w:bookmarkEnd w:id="8"/>
+      <w:bookmarkStart w:colFirst="0" w:colLast="0" w:name="_heading=h.3dy6vkm" w:id="9"/>
+      <w:bookmarkEnd w:id="9"/>
       <w:r>
         <w:rPr>
           <w:b w:val="1"/>
@@ -2695,7 +2780,19 @@
         <w:rPr>
           <w:rtl w:val="0"/>
         </w:rPr>
-        <w:t xml:space="preserve">Опишите здесь наиболее важные альтернативные решения.</w:t>
+        <w:t xml:space="preserve">Реализация без брокера сообщений. Проще реализовать. Риск снижения отзывчивости.</w:t>
+      </w:r>
+    </w:p>
+    <w:p>
+      <w:pPr>
+        <w:spacing w:after="240" w:before="240" w:lineRule="auto"/>
+        <w:rPr/>
+      </w:pPr>
+      <w:r>
+        <w:rPr>
+          <w:rtl w:val="0"/>
+        </w:rPr>
+        <w:t xml:space="preserve">Реализация без кеша - риск повышения нагрузки на базу данных.</w:t>
       </w:r>
     </w:p>
     <w:p>
@@ -3413,6 +3510,116 @@
     </w:lvl>
   </w:abstractNum>
   <w:abstractNum w:abstractNumId="7">
+    <w:lvl w:ilvl="0">
+      <w:start w:val="1"/>
+      <w:numFmt w:val="decimal"/>
+      <w:lvlText w:val="%1."/>
+      <w:lvlJc w:val="left"/>
+      <w:pPr>
+        <w:ind w:left="720" w:hanging="360"/>
+      </w:pPr>
+      <w:rPr>
+        <w:u w:val="none"/>
+      </w:rPr>
+    </w:lvl>
+    <w:lvl w:ilvl="1">
+      <w:start w:val="1"/>
+      <w:numFmt w:val="lowerLetter"/>
+      <w:lvlText w:val="%2."/>
+      <w:lvlJc w:val="left"/>
+      <w:pPr>
+        <w:ind w:left="1440" w:hanging="360"/>
+      </w:pPr>
+      <w:rPr>
+        <w:u w:val="none"/>
+      </w:rPr>
+    </w:lvl>
+    <w:lvl w:ilvl="2">
+      <w:start w:val="1"/>
+      <w:numFmt w:val="lowerRoman"/>
+      <w:lvlText w:val="%3."/>
+      <w:lvlJc w:val="right"/>
+      <w:pPr>
+        <w:ind w:left="2160" w:hanging="360"/>
+      </w:pPr>
+      <w:rPr>
+        <w:u w:val="none"/>
+      </w:rPr>
+    </w:lvl>
+    <w:lvl w:ilvl="3">
+      <w:start w:val="1"/>
+      <w:numFmt w:val="decimal"/>
+      <w:lvlText w:val="%4."/>
+      <w:lvlJc w:val="left"/>
+      <w:pPr>
+        <w:ind w:left="2880" w:hanging="360"/>
+      </w:pPr>
+      <w:rPr>
+        <w:u w:val="none"/>
+      </w:rPr>
+    </w:lvl>
+    <w:lvl w:ilvl="4">
+      <w:start w:val="1"/>
+      <w:numFmt w:val="lowerLetter"/>
+      <w:lvlText w:val="%5."/>
+      <w:lvlJc w:val="left"/>
+      <w:pPr>
+        <w:ind w:left="3600" w:hanging="360"/>
+      </w:pPr>
+      <w:rPr>
+        <w:u w:val="none"/>
+      </w:rPr>
+    </w:lvl>
+    <w:lvl w:ilvl="5">
+      <w:start w:val="1"/>
+      <w:numFmt w:val="lowerRoman"/>
+      <w:lvlText w:val="%6."/>
+      <w:lvlJc w:val="right"/>
+      <w:pPr>
+        <w:ind w:left="4320" w:hanging="360"/>
+      </w:pPr>
+      <w:rPr>
+        <w:u w:val="none"/>
+      </w:rPr>
+    </w:lvl>
+    <w:lvl w:ilvl="6">
+      <w:start w:val="1"/>
+      <w:numFmt w:val="decimal"/>
+      <w:lvlText w:val="%7."/>
+      <w:lvlJc w:val="left"/>
+      <w:pPr>
+        <w:ind w:left="5040" w:hanging="360"/>
+      </w:pPr>
+      <w:rPr>
+        <w:u w:val="none"/>
+      </w:rPr>
+    </w:lvl>
+    <w:lvl w:ilvl="7">
+      <w:start w:val="1"/>
+      <w:numFmt w:val="lowerLetter"/>
+      <w:lvlText w:val="%8."/>
+      <w:lvlJc w:val="left"/>
+      <w:pPr>
+        <w:ind w:left="5760" w:hanging="360"/>
+      </w:pPr>
+      <w:rPr>
+        <w:u w:val="none"/>
+      </w:rPr>
+    </w:lvl>
+    <w:lvl w:ilvl="8">
+      <w:start w:val="1"/>
+      <w:numFmt w:val="lowerRoman"/>
+      <w:lvlText w:val="%9."/>
+      <w:lvlJc w:val="right"/>
+      <w:pPr>
+        <w:ind w:left="6480" w:hanging="360"/>
+      </w:pPr>
+      <w:rPr>
+        <w:u w:val="none"/>
+      </w:rPr>
+    </w:lvl>
+  </w:abstractNum>
+  <w:abstractNum w:abstractNumId="8">
     <w:lvl w:ilvl="0">
       <w:start w:val="1"/>
       <w:numFmt w:val="decimal"/>
@@ -3542,6 +3749,9 @@
   </w:num>
   <w:num w:numId="7">
     <w:abstractNumId w:val="7"/>
+  </w:num>
+  <w:num w:numId="8">
+    <w:abstractNumId w:val="8"/>
   </w:num>
 </w:numbering>
 </file>
@@ -4284,7 +4494,7 @@
 
 <file path=customXML/item1.xml><?xml version="1.0" encoding="utf-8"?>
 <go:gDocsCustomXmlDataStorage xmlns:go="http://customooxmlschemas.google.com/" xmlns:r="http://schemas.openxmlformats.org/officeDocument/2006/relationships" uri="GoogleDocsCustomDataVersion2">
-  <go:docsCustomData xmlns:go="http://customooxmlschemas.google.com/" roundtripDataSignature="AMtx7mhT6aJYhjZo8u/HQSdRiBEWU79TGQ==">CgMxLjAyCGguZ2pkZ3hzMgloLjMwajB6bGwyCWguMWZvYjl0ZTIJaC4zem55c2g3MgloLjJldDkycDAyCGgudHlqY3d0Mg5oLmxnYmg1c2dzcDhxNjIOaC44eWpybDl5YjAybXgyCWguM2R5NnZrbTgAciExd3FlclozdkpYc2ZOLTgxMzE5NXU5NVZGTF9ITFluclE=</go:docsCustomData>
+  <go:docsCustomData xmlns:go="http://customooxmlschemas.google.com/" roundtripDataSignature="AMtx7mjsrTz3WabfLIADwU7WYthng5BXGQ==">CgMxLjAyCGguZ2pkZ3hzMgloLjMwajB6bGwyCWguMWZvYjl0ZTIJaC4zem55c2g3MgloLjJldDkycDAyCGgudHlqY3d0Mg5oLmxnYmg1c2dzcDhxNjIOaC44eWpybDl5YjAybXgyDWgubmhuNnBneDFldWoyCWguM2R5NnZrbTgAciExd3FlclozdkpYc2ZOLTgxMzE5NXU5NVZGTF9ITFluclE=</go:docsCustomData>
 </go:gDocsCustomXmlDataStorage>
 </file>
 

--- a/Exc3/ADR.docx
+++ b/Exc3/ADR.docx
@@ -1661,7 +1661,7 @@
             <w:pPr>
               <w:numPr>
                 <w:ilvl w:val="0"/>
-                <w:numId w:val="7"/>
+                <w:numId w:val="8"/>
               </w:numPr>
               <w:ind w:left="720" w:hanging="360"/>
               <w:rPr>
@@ -1679,7 +1679,7 @@
             <w:pPr>
               <w:numPr>
                 <w:ilvl w:val="0"/>
-                <w:numId w:val="7"/>
+                <w:numId w:val="8"/>
               </w:numPr>
               <w:ind w:left="720" w:hanging="360"/>
               <w:rPr>
@@ -1697,7 +1697,7 @@
             <w:pPr>
               <w:numPr>
                 <w:ilvl w:val="0"/>
-                <w:numId w:val="7"/>
+                <w:numId w:val="8"/>
               </w:numPr>
               <w:ind w:left="720" w:hanging="360"/>
               <w:rPr>
@@ -1715,7 +1715,7 @@
             <w:pPr>
               <w:numPr>
                 <w:ilvl w:val="0"/>
-                <w:numId w:val="7"/>
+                <w:numId w:val="8"/>
               </w:numPr>
               <w:ind w:left="720" w:hanging="360"/>
               <w:rPr>
@@ -1733,7 +1733,7 @@
             <w:pPr>
               <w:numPr>
                 <w:ilvl w:val="0"/>
-                <w:numId w:val="7"/>
+                <w:numId w:val="8"/>
               </w:numPr>
               <w:ind w:left="720" w:hanging="360"/>
               <w:rPr>
@@ -2611,7 +2611,7 @@
       <w:pPr>
         <w:numPr>
           <w:ilvl w:val="0"/>
-          <w:numId w:val="8"/>
+          <w:numId w:val="9"/>
         </w:numPr>
         <w:ind w:left="720" w:hanging="360"/>
         <w:rPr>
@@ -2629,7 +2629,7 @@
       <w:pPr>
         <w:numPr>
           <w:ilvl w:val="0"/>
-          <w:numId w:val="8"/>
+          <w:numId w:val="9"/>
         </w:numPr>
         <w:ind w:left="720" w:hanging="360"/>
       </w:pPr>
@@ -2644,7 +2644,7 @@
       <w:pPr>
         <w:numPr>
           <w:ilvl w:val="0"/>
-          <w:numId w:val="8"/>
+          <w:numId w:val="9"/>
         </w:numPr>
         <w:ind w:left="720" w:hanging="360"/>
         <w:rPr>
@@ -2662,7 +2662,7 @@
       <w:pPr>
         <w:numPr>
           <w:ilvl w:val="0"/>
-          <w:numId w:val="8"/>
+          <w:numId w:val="9"/>
         </w:numPr>
         <w:ind w:left="720" w:hanging="360"/>
         <w:rPr>
@@ -2773,8 +2773,34 @@
     </w:p>
     <w:p>
       <w:pPr>
-        <w:spacing w:after="240" w:before="240" w:lineRule="auto"/>
-        <w:rPr/>
+        <w:numPr>
+          <w:ilvl w:val="0"/>
+          <w:numId w:val="7"/>
+        </w:numPr>
+        <w:spacing w:after="0" w:afterAutospacing="0" w:before="240" w:lineRule="auto"/>
+        <w:ind w:left="720" w:hanging="360"/>
+        <w:rPr>
+          <w:u w:val="none"/>
+        </w:rPr>
+      </w:pPr>
+      <w:r>
+        <w:rPr>
+          <w:rtl w:val="0"/>
+        </w:rPr>
+        <w:t xml:space="preserve">Реализация логики работы по депозитам процедурами на PL-SQL. Невозможно выполнить требование P01. Невозможность горизонтального масштабирования.</w:t>
+      </w:r>
+    </w:p>
+    <w:p>
+      <w:pPr>
+        <w:numPr>
+          <w:ilvl w:val="0"/>
+          <w:numId w:val="7"/>
+        </w:numPr>
+        <w:spacing w:after="0" w:afterAutospacing="0" w:before="0" w:beforeAutospacing="0" w:lineRule="auto"/>
+        <w:ind w:left="720" w:hanging="360"/>
+        <w:rPr>
+          <w:u w:val="none"/>
+        </w:rPr>
       </w:pPr>
       <w:r>
         <w:rPr>
@@ -2785,14 +2811,40 @@
     </w:p>
     <w:p>
       <w:pPr>
-        <w:spacing w:after="240" w:before="240" w:lineRule="auto"/>
-        <w:rPr/>
+        <w:numPr>
+          <w:ilvl w:val="0"/>
+          <w:numId w:val="7"/>
+        </w:numPr>
+        <w:spacing w:after="0" w:afterAutospacing="0" w:before="0" w:beforeAutospacing="0" w:lineRule="auto"/>
+        <w:ind w:left="720" w:hanging="360"/>
+        <w:rPr>
+          <w:u w:val="none"/>
+        </w:rPr>
       </w:pPr>
       <w:r>
         <w:rPr>
           <w:rtl w:val="0"/>
         </w:rPr>
         <w:t xml:space="preserve">Реализация без кеша - риск повышения нагрузки на базу данных.</w:t>
+      </w:r>
+    </w:p>
+    <w:p>
+      <w:pPr>
+        <w:numPr>
+          <w:ilvl w:val="0"/>
+          <w:numId w:val="7"/>
+        </w:numPr>
+        <w:spacing w:after="240" w:before="0" w:beforeAutospacing="0" w:lineRule="auto"/>
+        <w:ind w:left="720" w:hanging="360"/>
+        <w:rPr>
+          <w:u w:val="none"/>
+        </w:rPr>
+      </w:pPr>
+      <w:r>
+        <w:rPr>
+          <w:rtl w:val="0"/>
+        </w:rPr>
+        <w:t xml:space="preserve">Дополнительная реализация интеграции клиента АБС через Web Server</w:t>
       </w:r>
     </w:p>
     <w:p>
@@ -2825,7 +2877,77 @@
         <w:rPr>
           <w:rtl w:val="0"/>
         </w:rPr>
-        <w:t xml:space="preserve">Подробно опишите здесь недостатки, ограничения и риски выбранного решения.</w:t>
+        <w:t xml:space="preserve">Данное решение ориентировано на пользователей - клиентов, которые будут подавать заявку на открытие депозита, и на пользователей - сотрудников колл-центра .которые совершают и принимают звонки по заявке.  Клиент АБС по прежнему будет работать напрямую с базой данных и у сотрудника депозитов могут быть проблемы с отзывчивостью системы.</w:t>
+      </w:r>
+    </w:p>
+    <w:p>
+      <w:pPr>
+        <w:spacing w:after="240" w:before="240" w:lineRule="auto"/>
+        <w:rPr/>
+      </w:pPr>
+      <w:r>
+        <w:rPr>
+          <w:rtl w:val="0"/>
+        </w:rPr>
+        <w:t xml:space="preserve">Узким местом становится DepositRequestController. Сбой в нем не приведет к снижению отзывчивости и доступности, но может повлиять на общее время рассмотрения заявок. </w:t>
+      </w:r>
+    </w:p>
+    <w:p>
+      <w:pPr>
+        <w:spacing w:after="240" w:before="240" w:lineRule="auto"/>
+        <w:rPr/>
+      </w:pPr>
+      <w:r>
+        <w:rPr>
+          <w:rtl w:val="0"/>
+        </w:rPr>
+        <w:t xml:space="preserve">Реализация новых компонентов планируется на новых технологиях. Качество реализации может быть снижено за счет отсутствия опыта работы с новыми технологиями. </w:t>
+      </w:r>
+    </w:p>
+    <w:p>
+      <w:pPr>
+        <w:spacing w:after="240" w:before="240" w:lineRule="auto"/>
+        <w:rPr/>
+      </w:pPr>
+      <w:r>
+        <w:rPr>
+          <w:rtl w:val="0"/>
+        </w:rPr>
+        <w:t xml:space="preserve">Необходимо качественно настроить мониторинг новых компонентов. </w:t>
+      </w:r>
+    </w:p>
+    <w:p>
+      <w:pPr>
+        <w:spacing w:after="240" w:before="240" w:lineRule="auto"/>
+        <w:rPr/>
+      </w:pPr>
+      <w:r>
+        <w:rPr>
+          <w:rtl w:val="0"/>
+        </w:rPr>
+        <w:t xml:space="preserve">Для обеспечения доступности сервисов на уровне 99,9% необходимо подготовить фейловерную стратегию и иметь опыт ее внедрения.</w:t>
+      </w:r>
+    </w:p>
+    <w:p>
+      <w:pPr>
+        <w:spacing w:after="240" w:before="240" w:lineRule="auto"/>
+        <w:rPr/>
+      </w:pPr>
+      <w:r>
+        <w:rPr>
+          <w:rtl w:val="0"/>
+        </w:rPr>
+      </w:r>
+    </w:p>
+    <w:p>
+      <w:pPr>
+        <w:spacing w:after="240" w:before="240" w:lineRule="auto"/>
+        <w:rPr/>
+      </w:pPr>
+      <w:r>
+        <w:rPr>
+          <w:rtl w:val="0"/>
+        </w:rPr>
       </w:r>
     </w:p>
     <w:p>
@@ -3620,6 +3742,116 @@
     </w:lvl>
   </w:abstractNum>
   <w:abstractNum w:abstractNumId="8">
+    <w:lvl w:ilvl="0">
+      <w:start w:val="1"/>
+      <w:numFmt w:val="decimal"/>
+      <w:lvlText w:val="%1."/>
+      <w:lvlJc w:val="left"/>
+      <w:pPr>
+        <w:ind w:left="720" w:hanging="360"/>
+      </w:pPr>
+      <w:rPr>
+        <w:u w:val="none"/>
+      </w:rPr>
+    </w:lvl>
+    <w:lvl w:ilvl="1">
+      <w:start w:val="1"/>
+      <w:numFmt w:val="lowerLetter"/>
+      <w:lvlText w:val="%2."/>
+      <w:lvlJc w:val="left"/>
+      <w:pPr>
+        <w:ind w:left="1440" w:hanging="360"/>
+      </w:pPr>
+      <w:rPr>
+        <w:u w:val="none"/>
+      </w:rPr>
+    </w:lvl>
+    <w:lvl w:ilvl="2">
+      <w:start w:val="1"/>
+      <w:numFmt w:val="lowerRoman"/>
+      <w:lvlText w:val="%3."/>
+      <w:lvlJc w:val="right"/>
+      <w:pPr>
+        <w:ind w:left="2160" w:hanging="360"/>
+      </w:pPr>
+      <w:rPr>
+        <w:u w:val="none"/>
+      </w:rPr>
+    </w:lvl>
+    <w:lvl w:ilvl="3">
+      <w:start w:val="1"/>
+      <w:numFmt w:val="decimal"/>
+      <w:lvlText w:val="%4."/>
+      <w:lvlJc w:val="left"/>
+      <w:pPr>
+        <w:ind w:left="2880" w:hanging="360"/>
+      </w:pPr>
+      <w:rPr>
+        <w:u w:val="none"/>
+      </w:rPr>
+    </w:lvl>
+    <w:lvl w:ilvl="4">
+      <w:start w:val="1"/>
+      <w:numFmt w:val="lowerLetter"/>
+      <w:lvlText w:val="%5."/>
+      <w:lvlJc w:val="left"/>
+      <w:pPr>
+        <w:ind w:left="3600" w:hanging="360"/>
+      </w:pPr>
+      <w:rPr>
+        <w:u w:val="none"/>
+      </w:rPr>
+    </w:lvl>
+    <w:lvl w:ilvl="5">
+      <w:start w:val="1"/>
+      <w:numFmt w:val="lowerRoman"/>
+      <w:lvlText w:val="%6."/>
+      <w:lvlJc w:val="right"/>
+      <w:pPr>
+        <w:ind w:left="4320" w:hanging="360"/>
+      </w:pPr>
+      <w:rPr>
+        <w:u w:val="none"/>
+      </w:rPr>
+    </w:lvl>
+    <w:lvl w:ilvl="6">
+      <w:start w:val="1"/>
+      <w:numFmt w:val="decimal"/>
+      <w:lvlText w:val="%7."/>
+      <w:lvlJc w:val="left"/>
+      <w:pPr>
+        <w:ind w:left="5040" w:hanging="360"/>
+      </w:pPr>
+      <w:rPr>
+        <w:u w:val="none"/>
+      </w:rPr>
+    </w:lvl>
+    <w:lvl w:ilvl="7">
+      <w:start w:val="1"/>
+      <w:numFmt w:val="lowerLetter"/>
+      <w:lvlText w:val="%8."/>
+      <w:lvlJc w:val="left"/>
+      <w:pPr>
+        <w:ind w:left="5760" w:hanging="360"/>
+      </w:pPr>
+      <w:rPr>
+        <w:u w:val="none"/>
+      </w:rPr>
+    </w:lvl>
+    <w:lvl w:ilvl="8">
+      <w:start w:val="1"/>
+      <w:numFmt w:val="lowerRoman"/>
+      <w:lvlText w:val="%9."/>
+      <w:lvlJc w:val="right"/>
+      <w:pPr>
+        <w:ind w:left="6480" w:hanging="360"/>
+      </w:pPr>
+      <w:rPr>
+        <w:u w:val="none"/>
+      </w:rPr>
+    </w:lvl>
+  </w:abstractNum>
+  <w:abstractNum w:abstractNumId="9">
     <w:lvl w:ilvl="0">
       <w:start w:val="1"/>
       <w:numFmt w:val="decimal"/>
@@ -3752,6 +3984,9 @@
   </w:num>
   <w:num w:numId="8">
     <w:abstractNumId w:val="8"/>
+  </w:num>
+  <w:num w:numId="9">
+    <w:abstractNumId w:val="9"/>
   </w:num>
 </w:numbering>
 </file>
